--- a/OSSP_Linux_Inter-Process_Communication_Using_Pipes_and_FIFOs.docx
+++ b/OSSP_Linux_Inter-Process_Communication_Using_Pipes_and_FIFOs.docx
@@ -172,15 +172,7 @@
           <w:rFonts w:ascii="Times New Roman" w:hAnsi="Times New Roman" w:cs="Times New Roman"/>
           <w:b/>
         </w:rPr>
-        <w:t>Section No.</w:t>
-      </w:r>
-      <w:proofErr w:type="gramStart"/>
-      <w:r>
-        <w:rPr>
-          <w:rFonts w:ascii="Times New Roman" w:hAnsi="Times New Roman" w:cs="Times New Roman"/>
-          <w:b/>
-        </w:rPr>
-        <w:t>:</w:t>
+        <w:t>Section No.:</w:t>
       </w:r>
       <w:r>
         <w:rPr>
@@ -202,7 +194,6 @@
         </w:rPr>
         <w:t>1</w:t>
       </w:r>
-      <w:proofErr w:type="gramEnd"/>
     </w:p>
     <w:p>
       <w:pPr>
@@ -432,6 +423,60 @@
           </w:p>
         </w:tc>
       </w:tr>
+      <w:tr>
+        <w:trPr>
+          <w:trHeight w:val="561"/>
+          <w:jc w:val="center"/>
+        </w:trPr>
+        <w:tc>
+          <w:tcPr>
+            <w:tcW w:w="3360" w:type="dxa"/>
+          </w:tcPr>
+          <w:p>
+            <w:pPr>
+              <w:rPr>
+                <w:rFonts w:ascii="Times New Roman" w:hAnsi="Times New Roman" w:cs="Times New Roman"/>
+              </w:rPr>
+            </w:pPr>
+            <w:r>
+              <w:rPr>
+                <w:rFonts w:ascii="Times New Roman" w:hAnsi="Times New Roman" w:cs="Times New Roman"/>
+              </w:rPr>
+              <w:t>2520030111</w:t>
+            </w:r>
+          </w:p>
+        </w:tc>
+        <w:tc>
+          <w:tcPr>
+            <w:tcW w:w="3360" w:type="dxa"/>
+          </w:tcPr>
+          <w:p>
+            <w:pPr>
+              <w:rPr>
+                <w:rFonts w:ascii="Times New Roman" w:hAnsi="Times New Roman" w:cs="Times New Roman"/>
+              </w:rPr>
+            </w:pPr>
+            <w:r>
+              <w:rPr>
+                <w:rFonts w:ascii="Times New Roman" w:hAnsi="Times New Roman" w:cs="Times New Roman"/>
+              </w:rPr>
+              <w:t>Pramod Krishna</w:t>
+            </w:r>
+          </w:p>
+        </w:tc>
+        <w:tc>
+          <w:tcPr>
+            <w:tcW w:w="3360" w:type="dxa"/>
+          </w:tcPr>
+          <w:p>
+            <w:pPr>
+              <w:rPr>
+                <w:rFonts w:ascii="Times New Roman" w:hAnsi="Times New Roman" w:cs="Times New Roman"/>
+              </w:rPr>
+            </w:pPr>
+          </w:p>
+        </w:tc>
+      </w:tr>
     </w:tbl>
     <w:p>
       <w:pPr>
@@ -479,167 +524,7 @@
           <w:sz w:val="22"/>
           <w:szCs w:val="28"/>
         </w:rPr>
-        <w:t xml:space="preserve">Inter-Process Communication (IPC) allows processes to exchange data and coordinate their activities. In Linux, processes normally have separate address spaces, so a mechanism is required for controlled communication. This project, Linux Inter-Process Communication Using Pipes and FIFOs, demonstrates communication between Linux processes using anonymous pipes and named pipes (FIFOs). The system will allow one process to send data and another process to receive and process it. Pipes will be used mainly for communication between related processes, while FIFOs will support communication between independent processes. The project will demonstrate process creation, data transfer, file descriptors, blocking communication, and basic synchronization. The implementation will be developed in C on Linux using POSIX/Linux mechanisms and system calls such as </w:t>
-      </w:r>
-      <w:proofErr w:type="gramStart"/>
-      <w:r>
-        <w:rPr>
-          <w:rFonts w:ascii="Times New Roman" w:hAnsi="Times New Roman" w:cs="Times New Roman"/>
-          <w:iCs/>
-          <w:sz w:val="22"/>
-          <w:szCs w:val="28"/>
-        </w:rPr>
-        <w:t>pipe(</w:t>
-      </w:r>
-      <w:proofErr w:type="gramEnd"/>
-      <w:r>
-        <w:rPr>
-          <w:rFonts w:ascii="Times New Roman" w:hAnsi="Times New Roman" w:cs="Times New Roman"/>
-          <w:iCs/>
-          <w:sz w:val="22"/>
-          <w:szCs w:val="28"/>
-        </w:rPr>
-        <w:t xml:space="preserve">), </w:t>
-      </w:r>
-      <w:proofErr w:type="gramStart"/>
-      <w:r>
-        <w:rPr>
-          <w:rFonts w:ascii="Times New Roman" w:hAnsi="Times New Roman" w:cs="Times New Roman"/>
-          <w:iCs/>
-          <w:sz w:val="22"/>
-          <w:szCs w:val="28"/>
-        </w:rPr>
-        <w:t>mkfifo(</w:t>
-      </w:r>
-      <w:proofErr w:type="gramEnd"/>
-      <w:r>
-        <w:rPr>
-          <w:rFonts w:ascii="Times New Roman" w:hAnsi="Times New Roman" w:cs="Times New Roman"/>
-          <w:iCs/>
-          <w:sz w:val="22"/>
-          <w:szCs w:val="28"/>
-        </w:rPr>
-        <w:t xml:space="preserve">), </w:t>
-      </w:r>
-      <w:proofErr w:type="gramStart"/>
-      <w:r>
-        <w:rPr>
-          <w:rFonts w:ascii="Times New Roman" w:hAnsi="Times New Roman" w:cs="Times New Roman"/>
-          <w:iCs/>
-          <w:sz w:val="22"/>
-          <w:szCs w:val="28"/>
-        </w:rPr>
-        <w:t>fork(</w:t>
-      </w:r>
-      <w:proofErr w:type="gramEnd"/>
-      <w:r>
-        <w:rPr>
-          <w:rFonts w:ascii="Times New Roman" w:hAnsi="Times New Roman" w:cs="Times New Roman"/>
-          <w:iCs/>
-          <w:sz w:val="22"/>
-          <w:szCs w:val="28"/>
-        </w:rPr>
-        <w:t xml:space="preserve">), </w:t>
-      </w:r>
-      <w:proofErr w:type="gramStart"/>
-      <w:r>
-        <w:rPr>
-          <w:rFonts w:ascii="Times New Roman" w:hAnsi="Times New Roman" w:cs="Times New Roman"/>
-          <w:iCs/>
-          <w:sz w:val="22"/>
-          <w:szCs w:val="28"/>
-        </w:rPr>
-        <w:t>open(</w:t>
-      </w:r>
-      <w:proofErr w:type="gramEnd"/>
-      <w:r>
-        <w:rPr>
-          <w:rFonts w:ascii="Times New Roman" w:hAnsi="Times New Roman" w:cs="Times New Roman"/>
-          <w:iCs/>
-          <w:sz w:val="22"/>
-          <w:szCs w:val="28"/>
-        </w:rPr>
-        <w:t xml:space="preserve">), </w:t>
-      </w:r>
-      <w:proofErr w:type="gramStart"/>
-      <w:r>
-        <w:rPr>
-          <w:rFonts w:ascii="Times New Roman" w:hAnsi="Times New Roman" w:cs="Times New Roman"/>
-          <w:iCs/>
-          <w:sz w:val="22"/>
-          <w:szCs w:val="28"/>
-        </w:rPr>
-        <w:t>read(</w:t>
-      </w:r>
-      <w:proofErr w:type="gramEnd"/>
-      <w:r>
-        <w:rPr>
-          <w:rFonts w:ascii="Times New Roman" w:hAnsi="Times New Roman" w:cs="Times New Roman"/>
-          <w:iCs/>
-          <w:sz w:val="22"/>
-          <w:szCs w:val="28"/>
-        </w:rPr>
-        <w:t xml:space="preserve">), </w:t>
-      </w:r>
-      <w:proofErr w:type="gramStart"/>
-      <w:r>
-        <w:rPr>
-          <w:rFonts w:ascii="Times New Roman" w:hAnsi="Times New Roman" w:cs="Times New Roman"/>
-          <w:iCs/>
-          <w:sz w:val="22"/>
-          <w:szCs w:val="28"/>
-        </w:rPr>
-        <w:t>write(</w:t>
-      </w:r>
-      <w:proofErr w:type="gramEnd"/>
-      <w:r>
-        <w:rPr>
-          <w:rFonts w:ascii="Times New Roman" w:hAnsi="Times New Roman" w:cs="Times New Roman"/>
-          <w:iCs/>
-          <w:sz w:val="22"/>
-          <w:szCs w:val="28"/>
-        </w:rPr>
-        <w:t xml:space="preserve">), </w:t>
-      </w:r>
-      <w:proofErr w:type="gramStart"/>
-      <w:r>
-        <w:rPr>
-          <w:rFonts w:ascii="Times New Roman" w:hAnsi="Times New Roman" w:cs="Times New Roman"/>
-          <w:iCs/>
-          <w:sz w:val="22"/>
-          <w:szCs w:val="28"/>
-        </w:rPr>
-        <w:t>close(</w:t>
-      </w:r>
-      <w:proofErr w:type="gramEnd"/>
-      <w:r>
-        <w:rPr>
-          <w:rFonts w:ascii="Times New Roman" w:hAnsi="Times New Roman" w:cs="Times New Roman"/>
-          <w:iCs/>
-          <w:sz w:val="22"/>
-          <w:szCs w:val="28"/>
-        </w:rPr>
-        <w:t xml:space="preserve">), and </w:t>
-      </w:r>
-      <w:proofErr w:type="gramStart"/>
-      <w:r>
-        <w:rPr>
-          <w:rFonts w:ascii="Times New Roman" w:hAnsi="Times New Roman" w:cs="Times New Roman"/>
-          <w:iCs/>
-          <w:sz w:val="22"/>
-          <w:szCs w:val="28"/>
-        </w:rPr>
-        <w:t>unlink(</w:t>
-      </w:r>
-      <w:proofErr w:type="gramEnd"/>
-      <w:r>
-        <w:rPr>
-          <w:rFonts w:ascii="Times New Roman" w:hAnsi="Times New Roman" w:cs="Times New Roman"/>
-          <w:iCs/>
-          <w:sz w:val="22"/>
-          <w:szCs w:val="28"/>
-        </w:rPr>
-        <w:t>). The expected outcome is a functional Linux-based IPC system that demonstrates reliable communication between processes and provides practical understanding of Linux system programming and Operating Systems concepts.</w:t>
+        <w:t>Inter-Process Communication (IPC) allows processes to exchange data and coordinate their activities. In Linux, processes normally have separate address spaces, so a mechanism is required for controlled communication. This project, Linux Inter-Process Communication Using Pipes and FIFOs, demonstrates communication between Linux processes using anonymous pipes and named pipes (FIFOs). The system will allow one process to send data and another process to receive and process it. Pipes will be used mainly for communication between related processes, while FIFOs will support communication between independent processes. The project will demonstrate process creation, data transfer, file descriptors, blocking communication, and basic synchronization. The implementation will be developed in C on Linux using POSIX/Linux mechanisms and system calls such as pipe(), mkfifo(), fork(), open(), read(), write(), close(), and unlink(). The expected outcome is a functional Linux-based IPC system that demonstrates reliable communication between processes and provides practical understanding of Linux system programming and Operating Systems concepts.</w:t>
       </w:r>
     </w:p>
     <w:p>
@@ -697,16 +582,8 @@
           <w:sz w:val="22"/>
           <w:szCs w:val="28"/>
         </w:rPr>
-        <w:t xml:space="preserve">Linux processes execute in separate address spaces and cannot directly exchange data without an IPC mechanism. The project addresses the need for a simple and practical method for communication between processes using </w:t>
-      </w:r>
-      <w:r>
-        <w:rPr>
-          <w:rFonts w:ascii="Times New Roman" w:hAnsi="Times New Roman" w:cs="Times New Roman"/>
-          <w:sz w:val="22"/>
-          <w:szCs w:val="28"/>
-        </w:rPr>
         <w:lastRenderedPageBreak/>
-        <w:t>pipes and FIFOs. It is directly relevant to Operating Systems and System Programming because it demonstrates process communication, file descriptors, system calls, and Linux/POSIX IPC mechanisms.</w:t>
+        <w:t>Linux processes execute in separate address spaces and cannot directly exchange data without an IPC mechanism. The project addresses the need for a simple and practical method for communication between processes using pipes and FIFOs. It is directly relevant to Operating Systems and System Programming because it demonstrates process communication, file descriptors, system calls, and Linux/POSIX IPC mechanisms.</w:t>
       </w:r>
     </w:p>
     <w:p>
@@ -860,47 +737,7 @@
           <w:sz w:val="22"/>
           <w:szCs w:val="28"/>
         </w:rPr>
-        <w:t xml:space="preserve">The project will be implemented in C on Linux/Ubuntu. A parent process will create a child process using </w:t>
-      </w:r>
-      <w:proofErr w:type="gramStart"/>
-      <w:r>
-        <w:rPr>
-          <w:rFonts w:ascii="Times New Roman" w:hAnsi="Times New Roman" w:cs="Times New Roman"/>
-          <w:iCs/>
-          <w:sz w:val="22"/>
-          <w:szCs w:val="28"/>
-        </w:rPr>
-        <w:t>fork(</w:t>
-      </w:r>
-      <w:proofErr w:type="gramEnd"/>
-      <w:r>
-        <w:rPr>
-          <w:rFonts w:ascii="Times New Roman" w:hAnsi="Times New Roman" w:cs="Times New Roman"/>
-          <w:iCs/>
-          <w:sz w:val="22"/>
-          <w:szCs w:val="28"/>
-        </w:rPr>
-        <w:t xml:space="preserve">) and establish an anonymous pipe for one-way data communication. For communication between independent processes, a FIFO will be created using </w:t>
-      </w:r>
-      <w:proofErr w:type="gramStart"/>
-      <w:r>
-        <w:rPr>
-          <w:rFonts w:ascii="Times New Roman" w:hAnsi="Times New Roman" w:cs="Times New Roman"/>
-          <w:iCs/>
-          <w:sz w:val="22"/>
-          <w:szCs w:val="28"/>
-        </w:rPr>
-        <w:t>mkfifo(</w:t>
-      </w:r>
-      <w:proofErr w:type="gramEnd"/>
-      <w:r>
-        <w:rPr>
-          <w:rFonts w:ascii="Times New Roman" w:hAnsi="Times New Roman" w:cs="Times New Roman"/>
-          <w:iCs/>
-          <w:sz w:val="22"/>
-          <w:szCs w:val="28"/>
-        </w:rPr>
-        <w:t>). Processes will open the communication channel, write and read data using file descriptors, and close the descriptors after communication. The system will display the messages sent and received and demonstrate the difference between pipes and FIFOs.</w:t>
+        <w:t>The project will be implemented in C on Linux/Ubuntu. A parent process will create a child process using fork() and establish an anonymous pipe for one-way data communication. For communication between independent processes, a FIFO will be created using mkfifo(). Processes will open the communication channel, write and read data using file descriptors, and close the descriptors after communication. The system will display the messages sent and received and demonstrate the difference between pipes and FIFOs.</w:t>
       </w:r>
     </w:p>
     <w:p>
@@ -1307,7 +1144,45 @@
           </w:tcPr>
           <w:p>
             <w:r>
-              <w:t>Implement FIFO communication, testing, and integration.</w:t>
+              <w:t>Implement FIFO communication.</w:t>
+            </w:r>
+          </w:p>
+        </w:tc>
+      </w:tr>
+      <w:tr>
+        <w:trPr>
+          <w:jc w:val="center"/>
+        </w:trPr>
+        <w:tc>
+          <w:tcPr>
+            <w:tcW w:w="3360" w:type="dxa"/>
+          </w:tcPr>
+          <w:p>
+            <w:r>
+              <w:t>2520030111</w:t>
+            </w:r>
+          </w:p>
+        </w:tc>
+        <w:tc>
+          <w:tcPr>
+            <w:tcW w:w="3360" w:type="dxa"/>
+          </w:tcPr>
+          <w:p>
+            <w:r>
+              <w:t>Pramod Krishna</w:t>
+            </w:r>
+          </w:p>
+        </w:tc>
+        <w:tc>
+          <w:tcPr>
+            <w:tcW w:w="3360" w:type="dxa"/>
+          </w:tcPr>
+          <w:p>
+            <w:r>
+              <w:t>T</w:t>
+            </w:r>
+            <w:r>
+              <w:t>esting, and integration</w:t>
             </w:r>
           </w:p>
         </w:tc>
@@ -1334,7 +1209,6 @@
           <w:b/>
           <w:sz w:val="24"/>
         </w:rPr>
-        <w:lastRenderedPageBreak/>
         <w:t>7. Tools / Platforms / Software Used</w:t>
       </w:r>
     </w:p>
@@ -1901,6 +1775,7 @@
           <w:rFonts w:ascii="Times New Roman" w:hAnsi="Times New Roman" w:cs="Times New Roman"/>
           <w:b/>
         </w:rPr>
+        <w:lastRenderedPageBreak/>
         <w:t>Faculty Signature:</w:t>
       </w:r>
       <w:r>
